--- a/materials/worksheets/forms/forms-01.docx
+++ b/materials/worksheets/forms/forms-01.docx
@@ -102,7 +102,7 @@
     <w:p/>
     <w:p>
       <w:r>
-        <w:t>10. 尋ねたこと／AIの答え（要点）／正誤 ○△×／どこが違ったか（(2) 自分が詳しく知っている話題（出身地、部活、趣味など）について聞き、内容の正誤を判定する。。1件につき1行、この順に書く）</w:t>
+        <w:t>10. 尋ねたこと／AIの答え（要点）／正誤 ○△×／どこが違ったか（(2) 自分が詳しく知っている話題（出身地、部活、趣味など）について聞き、内容の正誤を判定する。1件につき1行、この順に書く）</w:t>
       </w:r>
     </w:p>
     <w:p/>
